--- a/Files/05 - Devarim/11 - Ha'azinu/5785/Ha'azinu 5785.docx
+++ b/Files/05 - Devarim/11 - Ha'azinu/5785/Ha'azinu 5785.docx
@@ -98,7 +98,7 @@
           <w:rFonts w:ascii="Times New Roman" w:hAnsi="Times New Roman" w:cs="Times New Roman" w:hint="eastAsia"/>
           <w:rtl/>
         </w:rPr>
-        <w:t> </w:t>
+        <w:t xml:space="preserve"> </w:t>
       </w:r>
       <w:r>
         <w:rPr>
@@ -317,7 +317,7 @@
         <w:rPr>
           <w:rFonts w:ascii="Times New Roman" w:hAnsi="Times New Roman" w:cs="Times New Roman"/>
         </w:rPr>
-        <w:t>but to the</w:t>
+        <w:t xml:space="preserve">but to the </w:t>
       </w:r>
       <w:r>
         <w:rPr>
@@ -2027,7 +2027,7 @@
         <w:rPr>
           <w:rFonts w:ascii="Times New Roman" w:hAnsi="Times New Roman" w:cs="Times New Roman"/>
         </w:rPr>
-        <w:t xml:space="preserve"> put</w:t>
+        <w:t xml:space="preserve"> put </w:t>
       </w:r>
       <w:r>
         <w:rPr>
